--- a/Project_Constructor_IA_Entrega_Entrega_Final.docx
+++ b/Project_Constructor_IA_Entrega_Entrega_Final.docx
@@ -475,12 +475,15 @@
                 <w:rFonts w:hint="eastAsia"/>
               </w:rPr>
             </w:pPr>
-            <w:r>
-              <w:rPr>
-                <w:sz w:val="17"/>
-              </w:rPr>
-              <w:t>https://github.com/dan-kun/project-constructor-ia</w:t>
-            </w:r>
+            <w:hyperlink r:id="rId20">
+              <w:r>
+                <w:rPr>
+                  <w:color w:val="0563C1"/>
+                  <w:u w:val="single"/>
+                </w:rPr>
+                <w:t xml:space="preserve">https://github.com/dan-kun/project-constructor-ia</w:t>
+              </w:r>
+            </w:hyperlink>
           </w:p>
         </w:tc>
       </w:tr>
@@ -519,26 +522,19 @@
                 <w:rFonts w:hint="eastAsia"/>
               </w:rPr>
             </w:pPr>
-            <w:r>
-              <w:rPr>
-                <w:sz w:val="17"/>
-              </w:rPr>
-              <w:t>https://project-constructor-ia.onrender.com</w:t>
-            </w:r>
             <w:proofErr w:type="spellStart"/>
             <w:proofErr w:type="gramStart"/>
-            <w:r>
-              <w:rPr>
-                <w:sz w:val="17"/>
-              </w:rPr>
-            </w:r>
             <w:proofErr w:type="spellEnd"/>
             <w:proofErr w:type="gramEnd"/>
-            <w:r>
-              <w:rPr>
-                <w:sz w:val="17"/>
-              </w:rPr>
-            </w:r>
+            <w:hyperlink r:id="rId21">
+              <w:r>
+                <w:rPr>
+                  <w:color w:val="0563C1"/>
+                  <w:u w:val="single"/>
+                </w:rPr>
+                <w:t xml:space="preserve">https://project-constructor-ia.onrender.com</w:t>
+              </w:r>
+            </w:hyperlink>
           </w:p>
           <w:p>
             <w:r>
@@ -586,35 +582,58 @@
                 <w:rFonts w:hint="eastAsia"/>
               </w:rPr>
             </w:pPr>
-            <w:r>
-              <w:rPr>
-                <w:sz w:val="17"/>
-              </w:rPr>
-              <w:t>https://dan-kun.github.io/project-constructor-ia/ (sitio publicado); también en el repositorio: README.md y carpeta docs/.</w:t>
-            </w:r>
             <w:proofErr w:type="spellStart"/>
-            <w:r>
-              <w:rPr>
-                <w:sz w:val="17"/>
-              </w:rPr>
-            </w:r>
             <w:proofErr w:type="spellEnd"/>
-            <w:r>
-              <w:rPr>
-                <w:sz w:val="17"/>
-              </w:rPr>
-            </w:r>
             <w:proofErr w:type="spellStart"/>
-            <w:r>
-              <w:rPr>
-                <w:sz w:val="17"/>
-              </w:rPr>
-            </w:r>
             <w:proofErr w:type="spellEnd"/>
-            <w:r>
-              <w:rPr>
-                <w:sz w:val="17"/>
-              </w:rPr>
+            <w:hyperlink r:id="rId24">
+              <w:r>
+                <w:rPr>
+                  <w:color w:val="0563C1"/>
+                  <w:u w:val="single"/>
+                </w:rPr>
+                <w:t xml:space="preserve">https://dan-kun.github.io/project-constructor-ia/</w:t>
+              </w:r>
+            </w:hyperlink>
+            <w:r>
+              <w:t xml:space="preserve">  (sitio publicado); también en el repositorio: README.md y carpeta docs/.</w:t>
+            </w:r>
+          </w:p>
+        </w:tc>
+      </w:tr>
+      <w:tr>
+        <w:tc>
+          <w:tcPr>
+            <w:tcW w:type="dxa" w:w="4921"/>
+          </w:tcPr>
+          <w:p>
+            <w:r>
+              <w:t>Video de demostración (3 min)</w:t>
+            </w:r>
+          </w:p>
+        </w:tc>
+        <w:tc>
+          <w:tcPr>
+            <w:tcW w:type="dxa" w:w="4921"/>
+          </w:tcPr>
+          <w:p>
+            <w:hyperlink r:id="rId23">
+              <w:r>
+                <w:rPr>
+                  <w:color w:val="0563C1"/>
+                  <w:u w:val="single"/>
+                </w:rPr>
+                <w:t xml:space="preserve">https://drive.google.com/file/d/1t78LkvLC-cXFBkJCP8yGZjwaf1A0rbvU/view</w:t>
+              </w:r>
+            </w:hyperlink>
+          </w:p>
+          <w:p>
+            <w:r>
+              <w:rPr>
+                <w:i/>
+                <w:sz w:val="16"/>
+              </w:rPr>
+              <w:t>Acceso público: no requiere iniciar sesión ni solicitar permiso.</w:t>
             </w:r>
           </w:p>
         </w:tc>
